--- a/server/test/fixtures/table.docx
+++ b/server/test/fixtures/table.docx
@@ -175,6 +175,9 @@
             </w:tblPr>
             <w:tr>
               <w:tc>
+                <w:tcPr>
+                  <w:gridSpan w:val="3"/>
+                </w:tcPr>
                 <w:p>
                   <w:r>
                     <w:t>안쪽칸</w:t>
@@ -186,6 +189,27 @@
         </w:tc>
       </w:tr>
     </w:tbl>
+    <w:tbl>
+      <w:tblPr>
+        <w:tblStyle w:val="a"/>
+      </w:tblPr>
+      <w:tr>
+        <w:tc>
+          <w:p>
+            <w:r>
+              <w:t/>
+            </w:r>
+          </w:p>
+        </w:tc>
+        <w:tc>
+          <w:p>
+            <w:r>
+              <w:t/>
+            </w:r>
+          </w:p>
+        </w:tc>
+      </w:tr>
+    </w:tbl>
     <w:p>
       <w:r>
         <w:t>표 뒤 문단</w:t>
